--- a/LLM_and_Enterprise_RAG_Bootcamp/Lab_Walkthroughs/Week_01_Lab_A_environment_setup_and_ray_cluster_onboarding.docx
+++ b/LLM_and_Enterprise_RAG_Bootcamp/Lab_Walkthroughs/Week_01_Lab_A_environment_setup_and_ray_cluster_onboarding.docx
@@ -155,6 +155,391 @@
           <w:sz w:val="22"/>
         </w:rPr>
         <w:t>Submit a remote task that loads a small embedder.</w:t>
+      </w:r>
+    </w:p>
+    <w:p>
+      <w:r>
+        <w:rPr>
+          <w:b/>
+          <w:color w:val="1E2761"/>
+          <w:sz w:val="32"/>
+        </w:rPr>
+        <w:t>Starter Code</w:t>
+      </w:r>
+    </w:p>
+    <w:p>
+      <w:r>
+        <w:rPr>
+          <w:color w:val="333333"/>
+          <w:sz w:val="22"/>
+        </w:rPr>
+        <w:t>Copy this into the lab workspace and fill in the marked sections.</w:t>
+      </w:r>
+    </w:p>
+    <w:p>
+      <w:pPr>
+        <w:spacing w:after="0" w:before="0"/>
+      </w:pPr>
+      <w:r>
+        <w:rPr>
+          <w:rFonts w:ascii="Consolas" w:hAnsi="Consolas"/>
+          <w:color w:val="101010"/>
+          <w:sz w:val="18"/>
+        </w:rPr>
+        <w:t>import ray</w:t>
+      </w:r>
+    </w:p>
+    <w:p>
+      <w:pPr>
+        <w:spacing w:after="0" w:before="0"/>
+      </w:pPr>
+      <w:r>
+        <w:rPr>
+          <w:rFonts w:ascii="Consolas" w:hAnsi="Consolas"/>
+          <w:color w:val="101010"/>
+          <w:sz w:val="18"/>
+        </w:rPr>
+        <w:t>import torch</w:t>
+      </w:r>
+    </w:p>
+    <w:p>
+      <w:pPr>
+        <w:spacing w:after="0" w:before="0"/>
+      </w:pPr>
+      <w:r>
+        <w:rPr>
+          <w:rFonts w:ascii="Consolas" w:hAnsi="Consolas"/>
+          <w:color w:val="101010"/>
+          <w:sz w:val="18"/>
+        </w:rPr>
+        <w:t xml:space="preserve"> </w:t>
+      </w:r>
+    </w:p>
+    <w:p>
+      <w:pPr>
+        <w:spacing w:after="0" w:before="0"/>
+      </w:pPr>
+      <w:r>
+        <w:rPr>
+          <w:rFonts w:ascii="Consolas" w:hAnsi="Consolas"/>
+          <w:color w:val="101010"/>
+          <w:sz w:val="18"/>
+        </w:rPr>
+        <w:t>ray.init(address='ray://head.proxiant.internal:10001')</w:t>
+      </w:r>
+    </w:p>
+    <w:p>
+      <w:pPr>
+        <w:spacing w:after="0" w:before="0"/>
+      </w:pPr>
+      <w:r>
+        <w:rPr>
+          <w:rFonts w:ascii="Consolas" w:hAnsi="Consolas"/>
+          <w:color w:val="101010"/>
+          <w:sz w:val="18"/>
+        </w:rPr>
+        <w:t>print(ray.cluster_resources())  # expect GPU &gt;= 1</w:t>
+      </w:r>
+    </w:p>
+    <w:p>
+      <w:pPr>
+        <w:spacing w:after="0" w:before="0"/>
+      </w:pPr>
+      <w:r>
+        <w:rPr>
+          <w:rFonts w:ascii="Consolas" w:hAnsi="Consolas"/>
+          <w:color w:val="101010"/>
+          <w:sz w:val="18"/>
+        </w:rPr>
+        <w:t xml:space="preserve"> </w:t>
+      </w:r>
+    </w:p>
+    <w:p>
+      <w:pPr>
+        <w:spacing w:after="0" w:before="0"/>
+      </w:pPr>
+      <w:r>
+        <w:rPr>
+          <w:rFonts w:ascii="Consolas" w:hAnsi="Consolas"/>
+          <w:color w:val="101010"/>
+          <w:sz w:val="18"/>
+        </w:rPr>
+        <w:t>@ray.remote(num_gpus=1)</w:t>
+      </w:r>
+    </w:p>
+    <w:p>
+      <w:pPr>
+        <w:spacing w:after="0" w:before="0"/>
+      </w:pPr>
+      <w:r>
+        <w:rPr>
+          <w:rFonts w:ascii="Consolas" w:hAnsi="Consolas"/>
+          <w:color w:val="101010"/>
+          <w:sz w:val="18"/>
+        </w:rPr>
+        <w:t>def gpu_smoke_test():</w:t>
+      </w:r>
+    </w:p>
+    <w:p>
+      <w:pPr>
+        <w:spacing w:after="0" w:before="0"/>
+      </w:pPr>
+      <w:r>
+        <w:rPr>
+          <w:rFonts w:ascii="Consolas" w:hAnsi="Consolas"/>
+          <w:color w:val="101010"/>
+          <w:sz w:val="18"/>
+        </w:rPr>
+        <w:t xml:space="preserve">    name = torch.cuda.get_device_name(0)</w:t>
+      </w:r>
+    </w:p>
+    <w:p>
+      <w:pPr>
+        <w:spacing w:after="0" w:before="0"/>
+      </w:pPr>
+      <w:r>
+        <w:rPr>
+          <w:rFonts w:ascii="Consolas" w:hAnsi="Consolas"/>
+          <w:color w:val="101010"/>
+          <w:sz w:val="18"/>
+        </w:rPr>
+        <w:t xml:space="preserve">    x = torch.randn(2048, 2048, device='cuda')</w:t>
+      </w:r>
+    </w:p>
+    <w:p>
+      <w:pPr>
+        <w:spacing w:after="0" w:before="0"/>
+      </w:pPr>
+      <w:r>
+        <w:rPr>
+          <w:rFonts w:ascii="Consolas" w:hAnsi="Consolas"/>
+          <w:color w:val="101010"/>
+          <w:sz w:val="18"/>
+        </w:rPr>
+        <w:t xml:space="preserve">    y = (x @ x).sum().item()</w:t>
+      </w:r>
+    </w:p>
+    <w:p>
+      <w:pPr>
+        <w:spacing w:after="0" w:before="0"/>
+      </w:pPr>
+      <w:r>
+        <w:rPr>
+          <w:rFonts w:ascii="Consolas" w:hAnsi="Consolas"/>
+          <w:color w:val="101010"/>
+          <w:sz w:val="18"/>
+        </w:rPr>
+        <w:t xml:space="preserve">    return name, y</w:t>
+      </w:r>
+    </w:p>
+    <w:p>
+      <w:pPr>
+        <w:spacing w:after="0" w:before="0"/>
+      </w:pPr>
+      <w:r>
+        <w:rPr>
+          <w:rFonts w:ascii="Consolas" w:hAnsi="Consolas"/>
+          <w:color w:val="101010"/>
+          <w:sz w:val="18"/>
+        </w:rPr>
+        <w:t xml:space="preserve"> </w:t>
+      </w:r>
+    </w:p>
+    <w:p>
+      <w:pPr>
+        <w:spacing w:after="0" w:before="0"/>
+      </w:pPr>
+      <w:r>
+        <w:rPr>
+          <w:rFonts w:ascii="Consolas" w:hAnsi="Consolas"/>
+          <w:color w:val="101010"/>
+          <w:sz w:val="18"/>
+        </w:rPr>
+        <w:t>@ray.remote(num_gpus=1)</w:t>
+      </w:r>
+    </w:p>
+    <w:p>
+      <w:pPr>
+        <w:spacing w:after="0" w:before="0"/>
+      </w:pPr>
+      <w:r>
+        <w:rPr>
+          <w:rFonts w:ascii="Consolas" w:hAnsi="Consolas"/>
+          <w:color w:val="101010"/>
+          <w:sz w:val="18"/>
+        </w:rPr>
+        <w:t>def load_embedder(model_id='BAAI/bge-small-en-v1.5'):</w:t>
+      </w:r>
+    </w:p>
+    <w:p>
+      <w:pPr>
+        <w:spacing w:after="0" w:before="0"/>
+      </w:pPr>
+      <w:r>
+        <w:rPr>
+          <w:rFonts w:ascii="Consolas" w:hAnsi="Consolas"/>
+          <w:color w:val="101010"/>
+          <w:sz w:val="18"/>
+        </w:rPr>
+        <w:t xml:space="preserve">    from sentence_transformers import SentenceTransformer</w:t>
+      </w:r>
+    </w:p>
+    <w:p>
+      <w:pPr>
+        <w:spacing w:after="0" w:before="0"/>
+      </w:pPr>
+      <w:r>
+        <w:rPr>
+          <w:rFonts w:ascii="Consolas" w:hAnsi="Consolas"/>
+          <w:color w:val="101010"/>
+          <w:sz w:val="18"/>
+        </w:rPr>
+        <w:t xml:space="preserve">    model = SentenceTransformer(model_id, device='cuda')</w:t>
+      </w:r>
+    </w:p>
+    <w:p>
+      <w:pPr>
+        <w:spacing w:after="0" w:before="0"/>
+      </w:pPr>
+      <w:r>
+        <w:rPr>
+          <w:rFonts w:ascii="Consolas" w:hAnsi="Consolas"/>
+          <w:color w:val="101010"/>
+          <w:sz w:val="18"/>
+        </w:rPr>
+        <w:t xml:space="preserve">    vec = model.encode(['hello bootcamp'])</w:t>
+      </w:r>
+    </w:p>
+    <w:p>
+      <w:pPr>
+        <w:spacing w:after="0" w:before="0"/>
+      </w:pPr>
+      <w:r>
+        <w:rPr>
+          <w:rFonts w:ascii="Consolas" w:hAnsi="Consolas"/>
+          <w:color w:val="101010"/>
+          <w:sz w:val="18"/>
+        </w:rPr>
+        <w:t xml:space="preserve">    return vec.shape</w:t>
+      </w:r>
+    </w:p>
+    <w:p>
+      <w:pPr>
+        <w:spacing w:after="0" w:before="0"/>
+      </w:pPr>
+      <w:r>
+        <w:rPr>
+          <w:rFonts w:ascii="Consolas" w:hAnsi="Consolas"/>
+          <w:color w:val="101010"/>
+          <w:sz w:val="18"/>
+        </w:rPr>
+        <w:t xml:space="preserve"> </w:t>
+      </w:r>
+    </w:p>
+    <w:p>
+      <w:pPr>
+        <w:spacing w:after="0" w:before="0"/>
+      </w:pPr>
+      <w:r>
+        <w:rPr>
+          <w:rFonts w:ascii="Consolas" w:hAnsi="Consolas"/>
+          <w:color w:val="101010"/>
+          <w:sz w:val="18"/>
+        </w:rPr>
+        <w:t>print(ray.get(gpu_smoke_test.remote()))</w:t>
+      </w:r>
+    </w:p>
+    <w:p>
+      <w:pPr>
+        <w:spacing w:after="0" w:before="0"/>
+      </w:pPr>
+      <w:r>
+        <w:rPr>
+          <w:rFonts w:ascii="Consolas" w:hAnsi="Consolas"/>
+          <w:color w:val="101010"/>
+          <w:sz w:val="18"/>
+        </w:rPr>
+        <w:t>print(ray.get(load_embedder.remote()))  # expect (1, 384)</w:t>
+      </w:r>
+    </w:p>
+    <w:p>
+      <w:pPr>
+        <w:spacing w:after="0" w:before="0"/>
+      </w:pPr>
+      <w:r>
+        <w:rPr>
+          <w:rFonts w:ascii="Consolas" w:hAnsi="Consolas"/>
+          <w:color w:val="101010"/>
+          <w:sz w:val="18"/>
+        </w:rPr>
+        <w:t xml:space="preserve"> </w:t>
+      </w:r>
+    </w:p>
+    <w:p>
+      <w:r>
+        <w:rPr>
+          <w:b/>
+          <w:color w:val="1E2761"/>
+          <w:sz w:val="32"/>
+        </w:rPr>
+        <w:t>Verification Checks</w:t>
+      </w:r>
+    </w:p>
+    <w:p>
+      <w:r>
+        <w:rPr>
+          <w:color w:val="333333"/>
+          <w:sz w:val="22"/>
+        </w:rPr>
+        <w:t>Run these before submitting. Each check catches a frequent failure.</w:t>
+      </w:r>
+    </w:p>
+    <w:p>
+      <w:pPr>
+        <w:pStyle w:val="ListBullet"/>
+      </w:pPr>
+      <w:r>
+        <w:rPr>
+          <w:color w:val="333333"/>
+          <w:sz w:val="22"/>
+        </w:rPr>
+        <w:t>ray.cluster_resources() reports at least one GPU and the dashboard URL loads.</w:t>
+      </w:r>
+    </w:p>
+    <w:p>
+      <w:pPr>
+        <w:pStyle w:val="ListBullet"/>
+      </w:pPr>
+      <w:r>
+        <w:rPr>
+          <w:color w:val="333333"/>
+          <w:sz w:val="22"/>
+        </w:rPr>
+        <w:t>gpu_smoke_test returns an RTX device name and a finite matmul sum (no NaN).</w:t>
+      </w:r>
+    </w:p>
+    <w:p>
+      <w:pPr>
+        <w:pStyle w:val="ListBullet"/>
+      </w:pPr>
+      <w:r>
+        <w:rPr>
+          <w:color w:val="333333"/>
+          <w:sz w:val="22"/>
+        </w:rPr>
+        <w:t>load_embedder returns shape (1, 384) in under 60 seconds on a warm node.</w:t>
+      </w:r>
+    </w:p>
+    <w:p>
+      <w:pPr>
+        <w:pStyle w:val="ListBullet"/>
+      </w:pPr>
+      <w:r>
+        <w:rPr>
+          <w:color w:val="333333"/>
+          <w:sz w:val="22"/>
+        </w:rPr>
+        <w:t>conda env list shows the bootcamp env and python -c 'import torch; print(torch.__version__)' prints 2.4 or later.</w:t>
       </w:r>
     </w:p>
     <w:p>
@@ -518,6 +903,7 @@
       </w:r>
     </w:p>
     <w:sectPr>
+      <w:footerReference w:type="default" r:id="rId9"/>
       <w:pgSz w:w="12240" w:h="15840"/>
       <w:pgMar w:top="1152" w:right="1296" w:bottom="1152" w:left="1296" w:header="720" w:footer="720" w:gutter="0"/>
       <w:cols w:space="720"/>
@@ -525,6 +911,25 @@
     </w:sectPr>
   </w:body>
 </w:document>
+</file>
+
+<file path=word/footer1.xml><?xml version="1.0" encoding="utf-8"?>
+<w:ftr xmlns:m="http://schemas.openxmlformats.org/officeDocument/2006/math" xmlns:mc="http://schemas.openxmlformats.org/markup-compatibility/2006" xmlns:mo="http://schemas.microsoft.com/office/mac/office/2008/main" xmlns:mv="urn:schemas-microsoft-com:mac:vml" xmlns:o="urn:schemas-microsoft-com:office:office" xmlns:r="http://schemas.openxmlformats.org/officeDocument/2006/relationships" xmlns:v="urn:schemas-microsoft-com:vml" xmlns:w10="urn:schemas-microsoft-com:office:word" xmlns:w14="http://schemas.microsoft.com/office/word/2010/wordml" xmlns:w="http://schemas.openxmlformats.org/wordprocessingml/2006/main" xmlns:wne="http://schemas.microsoft.com/office/word/2006/wordml" xmlns:wp14="http://schemas.microsoft.com/office/word/2010/wordprocessingDrawing" xmlns:wp="http://schemas.openxmlformats.org/drawingml/2006/wordprocessingDrawing" xmlns:wpc="http://schemas.microsoft.com/office/word/2010/wordprocessingCanvas" xmlns:wpg="http://schemas.microsoft.com/office/word/2010/wordprocessingGroup" xmlns:wpi="http://schemas.microsoft.com/office/word/2010/wordprocessingInk" xmlns:wps="http://schemas.microsoft.com/office/word/2010/wordprocessingShape" mc:Ignorable="w14 wp14">
+  <w:p>
+    <w:pPr>
+      <w:pStyle w:val="Footer"/>
+      <w:jc w:val="center"/>
+    </w:pPr>
+    <w:r>
+      <w:rPr>
+        <w:rFonts w:ascii="Calibri" w:hAnsi="Calibri"/>
+        <w:color w:val="333333"/>
+        <w:sz w:val="18"/>
+      </w:rPr>
+      <w:t>© 2026 Proxiant Academy | info@proxiant.com | proxiant.ai/training</w:t>
+    </w:r>
+  </w:p>
+</w:ftr>
 </file>
 
 <file path=word/numbering.xml><?xml version="1.0" encoding="utf-8"?>
